--- a/Admin-Portal-KYB-App/NAICS_MCC_Industry_Classification_Intelligence.docx
+++ b/Admin-Portal-KYB-App/NAICS_MCC_Industry_Classification_Intelligence.docx
@@ -3598,6 +3598,416 @@
     </w:p>
     <w:p>
       <w:pPr>
+        <w:pStyle w:val="Heading2"/>
+      </w:pPr>
+      <w:r>
+        <w:t>8.6  User Override — Which Vendor Won When User Was Overridden?</w:t>
+      </w:r>
+    </w:p>
+    <w:p>
+      <w:r>
+        <w:rPr>
+          <w:b/>
+          <w:sz w:val="20"/>
+        </w:rPr>
+        <w:t xml:space="preserve">Business question: </w:t>
+      </w:r>
+      <w:r>
+        <w:rPr>
+          <w:sz w:val="20"/>
+        </w:rPr>
+        <w:t>When a vendor overrides the user's submitted NAICS, which vendor is responsible? And when the user agreed with the winner, which vendor was that?</w:t>
+      </w:r>
+    </w:p>
+    <w:p>
+      <w:r>
+        <w:rPr>
+          <w:b/>
+          <w:sz w:val="20"/>
+        </w:rPr>
+        <w:t xml:space="preserve">What this tells you: </w:t>
+      </w:r>
+      <w:r>
+        <w:rPr>
+          <w:sz w:val="20"/>
+        </w:rPr>
+        <w:t>Breaks down the user_overridden and user_agreed_with_winner groups by winning vendor. Identifies which data source has the most influence over user input. If one vendor consistently overrides users, it deserves extra scrutiny of its data quality.</w:t>
+      </w:r>
+    </w:p>
+    <w:p>
+      <w:r>
+        <w:rPr>
+          <w:b/>
+          <w:sz w:val="20"/>
+        </w:rPr>
+        <w:t>SQL Query (Redshift-compatible):</w:t>
+      </w:r>
+    </w:p>
+    <w:p>
+      <w:pPr>
+        <w:ind w:left="288"/>
+        <w:shd w:val="clear" w:color="auto" w:fill="F0F4F0"/>
+      </w:pPr>
+      <w:r>
+        <w:rPr>
+          <w:rFonts w:ascii="Courier New" w:hAnsi="Courier New"/>
+          <w:color w:val="145014"/>
+          <w:sz w:val="15"/>
+        </w:rPr>
+        <w:t>-- What we are trying to understand:</w:t>
+        <w:br/>
+        <w:t>-- Of businesses where the user submitted a NAICS (overridden or agreed),</w:t>
+        <w:br/>
+        <w:t>-- which vendor made the winning decision? Identifies vendor influence on user input.</w:t>
+        <w:br/>
+        <w:t>WITH onboarded AS (</w:t>
+        <w:br/>
+        <w:t xml:space="preserve">  SELECT DISTINCT rbcm.business_id</w:t>
+        <w:br/>
+        <w:t xml:space="preserve">  FROM rds_cases_public.rel_business_customer_monitoring rbcm</w:t>
+        <w:br/>
+        <w:t xml:space="preserve">  WHERE DATE(rbcm.created_at) BETWEEN '{date_from}' AND '{date_to}'</w:t>
+        <w:br/>
+        <w:t xml:space="preserve">    AND rbcm.customer_id = '{customer_id}'</w:t>
+        <w:br/>
+        <w:t>),</w:t>
+        <w:br/>
+        <w:t>naics_raw AS (</w:t>
+        <w:br/>
+        <w:t xml:space="preserve">  SELECT f.business_id,</w:t>
+        <w:br/>
+        <w:t xml:space="preserve">    JSON_EXTRACT_PATH_TEXT(f.value,'source','platformId') AS win_pid,</w:t>
+        <w:br/>
+        <w:t xml:space="preserve">    JSON_EXTRACT_PATH_TEXT(f.value,'value')               AS final_naics,</w:t>
+        <w:br/>
+        <w:t xml:space="preserve">    COALESCE(</w:t>
+        <w:br/>
+        <w:t xml:space="preserve">      CASE WHEN JSON_EXTRACT_PATH_TEXT(f.value,'alternatives','0','source')='0'</w:t>
+        <w:br/>
+        <w:t xml:space="preserve">           THEN JSON_EXTRACT_PATH_TEXT(f.value,'alternatives','0','value') END,</w:t>
+        <w:br/>
+        <w:t xml:space="preserve">      CASE WHEN JSON_EXTRACT_PATH_TEXT(f.value,'alternatives','1','source')='0'</w:t>
+        <w:br/>
+        <w:t xml:space="preserve">           THEN JSON_EXTRACT_PATH_TEXT(f.value,'alternatives','1','value') END,</w:t>
+        <w:br/>
+        <w:t xml:space="preserve">      CASE WHEN JSON_EXTRACT_PATH_TEXT(f.value,'alternatives','2','source')='0'</w:t>
+        <w:br/>
+        <w:t xml:space="preserve">           THEN JSON_EXTRACT_PATH_TEXT(f.value,'alternatives','2','value') END</w:t>
+        <w:br/>
+        <w:t xml:space="preserve">    ) AS user_naics_in_alt,</w:t>
+        <w:br/>
+        <w:t xml:space="preserve">    CASE WHEN JSON_EXTRACT_PATH_TEXT(f.value,'source','platformId')='0'</w:t>
+        <w:br/>
+        <w:t xml:space="preserve">         THEN JSON_EXTRACT_PATH_TEXT(f.value,'value') END AS user_naics_winner</w:t>
+        <w:br/>
+        <w:t xml:space="preserve">  FROM rds_warehouse_public.facts f</w:t>
+        <w:br/>
+        <w:t xml:space="preserve">  JOIN onboarded o ON o.business_id = f.business_id</w:t>
+        <w:br/>
+        <w:t xml:space="preserve">  WHERE f.name = 'naics_code' AND LENGTH(f.value) &lt; 60000</w:t>
+        <w:br/>
+        <w:t>),</w:t>
+        <w:br/>
+        <w:t>classified AS (</w:t>
+        <w:br/>
+        <w:t xml:space="preserve">  SELECT *,</w:t>
+        <w:br/>
+        <w:t xml:space="preserve">    CASE</w:t>
+        <w:br/>
+        <w:t xml:space="preserve">      WHEN user_naics_winner IS NOT NULL                   THEN 'user_won'</w:t>
+        <w:br/>
+        <w:t xml:space="preserve">      WHEN user_naics_in_alt IS NOT NULL</w:t>
+        <w:br/>
+        <w:t xml:space="preserve">       AND user_naics_in_alt != final_naics                THEN 'user_overridden'</w:t>
+        <w:br/>
+        <w:t xml:space="preserve">      WHEN user_naics_in_alt IS NOT NULL</w:t>
+        <w:br/>
+        <w:t xml:space="preserve">       AND user_naics_in_alt = final_naics                 THEN 'user_agreed_with_winner'</w:t>
+        <w:br/>
+        <w:t xml:space="preserve">      ELSE                                                      'no_user_submission'</w:t>
+        <w:br/>
+        <w:t xml:space="preserve">    END AS override_status,</w:t>
+        <w:br/>
+        <w:t xml:space="preserve">    CASE win_pid</w:t>
+        <w:br/>
+        <w:t xml:space="preserve">      WHEN '23' THEN 'OpenCorporates'  WHEN '17' THEN 'Equifax'</w:t>
+        <w:br/>
+        <w:t xml:space="preserve">      WHEN '24' THEN 'ZoomInfo'        WHEN '16' THEN 'Middesk'</w:t>
+        <w:br/>
+        <w:t xml:space="preserve">      WHEN '38' THEN 'Trulioo'         WHEN '31' THEN 'AI Enrichment'</w:t>
+        <w:br/>
+        <w:t xml:space="preserve">      WHEN '0'  THEN 'User (self)'     ELSE 'Other (' || win_pid || ')'</w:t>
+        <w:br/>
+        <w:t xml:space="preserve">    END AS winner_vendor</w:t>
+        <w:br/>
+        <w:t xml:space="preserve">  FROM naics_raw</w:t>
+        <w:br/>
+        <w:t>)</w:t>
+        <w:br/>
+        <w:t>SELECT override_status, winner_vendor,</w:t>
+        <w:br/>
+        <w:t xml:space="preserve">  COUNT(*) AS businesses,</w:t>
+        <w:br/>
+        <w:t xml:space="preserve">  ROUND(100.0*COUNT(*)/SUM(COUNT(*)) OVER (PARTITION BY override_status),2) AS pct_within_status</w:t>
+        <w:br/>
+        <w:t>FROM classified</w:t>
+        <w:br/>
+        <w:t>WHERE override_status IN ('user_agreed_with_winner','user_overridden')</w:t>
+        <w:br/>
+        <w:t>GROUP BY 1,2 ORDER BY override_status, businesses DESC;</w:t>
+      </w:r>
+    </w:p>
+    <w:p>
+      <w:pPr>
+        <w:pStyle w:val="Heading3"/>
+      </w:pPr>
+      <w:r>
+        <w:t>Concordance level interpretation table:</w:t>
+      </w:r>
+    </w:p>
+    <w:tbl>
+      <w:tblPr>
+        <w:tblStyle w:val="TableGrid"/>
+        <w:tblW w:type="auto" w:w="0"/>
+        <w:tblLook w:firstColumn="1" w:firstRow="1" w:lastColumn="0" w:lastRow="0" w:noHBand="0" w:noVBand="1" w:val="04A0"/>
+      </w:tblPr>
+      <w:tblGrid>
+        <w:gridCol w:w="2880"/>
+        <w:gridCol w:w="2880"/>
+        <w:gridCol w:w="2880"/>
+      </w:tblGrid>
+      <w:tr>
+        <w:tc>
+          <w:tcPr>
+            <w:tcW w:type="dxa" w:w="2880"/>
+          </w:tcPr>
+          <w:p>
+            <w:r>
+              <w:rPr>
+                <w:b/>
+                <w:sz w:val="18"/>
+              </w:rPr>
+              <w:t>override_status</w:t>
+            </w:r>
+          </w:p>
+        </w:tc>
+        <w:tc>
+          <w:tcPr>
+            <w:tcW w:type="dxa" w:w="2880"/>
+          </w:tcPr>
+          <w:p>
+            <w:r>
+              <w:rPr>
+                <w:b/>
+                <w:sz w:val="18"/>
+              </w:rPr>
+              <w:t>winner_vendor</w:t>
+            </w:r>
+          </w:p>
+        </w:tc>
+        <w:tc>
+          <w:tcPr>
+            <w:tcW w:type="dxa" w:w="2880"/>
+          </w:tcPr>
+          <w:p>
+            <w:r>
+              <w:rPr>
+                <w:b/>
+                <w:sz w:val="18"/>
+              </w:rPr>
+              <w:t>Interpretation</w:t>
+            </w:r>
+          </w:p>
+        </w:tc>
+      </w:tr>
+      <w:tr>
+        <w:tc>
+          <w:tcPr>
+            <w:tcW w:type="dxa" w:w="2880"/>
+          </w:tcPr>
+          <w:p>
+            <w:r>
+              <w:rPr>
+                <w:sz w:val="18"/>
+              </w:rPr>
+              <w:t>user_overridden</w:t>
+            </w:r>
+          </w:p>
+        </w:tc>
+        <w:tc>
+          <w:tcPr>
+            <w:tcW w:type="dxa" w:w="2880"/>
+          </w:tcPr>
+          <w:p>
+            <w:r>
+              <w:rPr>
+                <w:sz w:val="18"/>
+              </w:rPr>
+              <w:t>Equifax</w:t>
+            </w:r>
+          </w:p>
+        </w:tc>
+        <w:tc>
+          <w:tcPr>
+            <w:tcW w:type="dxa" w:w="2880"/>
+          </w:tcPr>
+          <w:p>
+            <w:r>
+              <w:rPr>
+                <w:sz w:val="18"/>
+              </w:rPr>
+              <w:t>Equifax overrode the user — verify Equifax data quality</w:t>
+            </w:r>
+          </w:p>
+        </w:tc>
+      </w:tr>
+      <w:tr>
+        <w:tc>
+          <w:tcPr>
+            <w:tcW w:type="dxa" w:w="2880"/>
+          </w:tcPr>
+          <w:p>
+            <w:r>
+              <w:rPr>
+                <w:sz w:val="18"/>
+              </w:rPr>
+              <w:t>user_overridden</w:t>
+            </w:r>
+          </w:p>
+        </w:tc>
+        <w:tc>
+          <w:tcPr>
+            <w:tcW w:type="dxa" w:w="2880"/>
+          </w:tcPr>
+          <w:p>
+            <w:r>
+              <w:rPr>
+                <w:sz w:val="18"/>
+              </w:rPr>
+              <w:t>AI Enrichment</w:t>
+            </w:r>
+          </w:p>
+        </w:tc>
+        <w:tc>
+          <w:tcPr>
+            <w:tcW w:type="dxa" w:w="2880"/>
+          </w:tcPr>
+          <w:p>
+            <w:r>
+              <w:rPr>
+                <w:sz w:val="18"/>
+              </w:rPr>
+              <w:t>AI overrode user — lowest trust, consider raising user weight</w:t>
+            </w:r>
+          </w:p>
+        </w:tc>
+      </w:tr>
+      <w:tr>
+        <w:tc>
+          <w:tcPr>
+            <w:tcW w:type="dxa" w:w="2880"/>
+          </w:tcPr>
+          <w:p>
+            <w:r>
+              <w:rPr>
+                <w:sz w:val="18"/>
+              </w:rPr>
+              <w:t>user_agreed_with_winner</w:t>
+            </w:r>
+          </w:p>
+        </w:tc>
+        <w:tc>
+          <w:tcPr>
+            <w:tcW w:type="dxa" w:w="2880"/>
+          </w:tcPr>
+          <w:p>
+            <w:r>
+              <w:rPr>
+                <w:sz w:val="18"/>
+              </w:rPr>
+              <w:t>OpenCorporates</w:t>
+            </w:r>
+          </w:p>
+        </w:tc>
+        <w:tc>
+          <w:tcPr>
+            <w:tcW w:type="dxa" w:w="2880"/>
+          </w:tcPr>
+          <w:p>
+            <w:r>
+              <w:rPr>
+                <w:sz w:val="18"/>
+              </w:rPr>
+              <w:t>OC and user agree — strong signal, high confidence</w:t>
+            </w:r>
+          </w:p>
+        </w:tc>
+      </w:tr>
+      <w:tr>
+        <w:tc>
+          <w:tcPr>
+            <w:tcW w:type="dxa" w:w="2880"/>
+          </w:tcPr>
+          <w:p>
+            <w:r>
+              <w:rPr>
+                <w:sz w:val="18"/>
+              </w:rPr>
+              <w:t>user_agreed_with_winner</w:t>
+            </w:r>
+          </w:p>
+        </w:tc>
+        <w:tc>
+          <w:tcPr>
+            <w:tcW w:type="dxa" w:w="2880"/>
+          </w:tcPr>
+          <w:p>
+            <w:r>
+              <w:rPr>
+                <w:sz w:val="18"/>
+              </w:rPr>
+              <w:t>Equifax</w:t>
+            </w:r>
+          </w:p>
+        </w:tc>
+        <w:tc>
+          <w:tcPr>
+            <w:tcW w:type="dxa" w:w="2880"/>
+          </w:tcPr>
+          <w:p>
+            <w:r>
+              <w:rPr>
+                <w:sz w:val="18"/>
+              </w:rPr>
+              <w:t>Equifax and user agree — supports Equifax data quality</w:t>
+            </w:r>
+          </w:p>
+        </w:tc>
+      </w:tr>
+    </w:tbl>
+    <w:p>
+      <w:pPr>
+        <w:pStyle w:val="Heading3"/>
+      </w:pPr>
+      <w:r>
+        <w:t>Note on Analysis 8.4 (Concordance SQL) Improvements:</w:t>
+      </w:r>
+    </w:p>
+    <w:p>
+      <w:r>
+        <w:rPr>
+          <w:i/>
+          <w:sz w:val="20"/>
+        </w:rPr>
+        <w:t>The concordance SQL has been improved in two ways:</w:t>
+        <w:br/>
+        <w:t>1. Null coverage is now split into oc_null_equifax_found vs oc_found_equifax_null (previously collapsed into one_null), allowing visibility into which vendor has better coverage.</w:t>
+        <w:br/>
+        <w:t>2. platformId extraction now uses the correct nested path: JSON_EXTRACT_PATH_TEXT(f.value,'alternatives','N','source','platformId') (adding the source level) rather than just source without platformId key.</w:t>
+      </w:r>
+    </w:p>
+    <w:p>
+      <w:pPr>
         <w:pStyle w:val="Heading1"/>
       </w:pPr>
       <w:r>

--- a/Admin-Portal-KYB-App/NAICS_MCC_Industry_Classification_Intelligence.docx
+++ b/Admin-Portal-KYB-App/NAICS_MCC_Industry_Classification_Intelligence.docx
@@ -3322,6 +3322,821 @@
     </w:p>
     <w:p/>
     <w:p>
+      <w:r>
+        <w:rPr>
+          <w:b/>
+          <w:i w:val="0"/>
+          <w:sz w:val="20"/>
+        </w:rPr>
+        <w:t>Analyst Explanation — What "canonical" means:</w:t>
+      </w:r>
+    </w:p>
+    <w:p>
+      <w:r>
+        <w:rPr>
+          <w:b w:val="0"/>
+          <w:i w:val="0"/>
+          <w:sz w:val="20"/>
+        </w:rPr>
+        <w:t>A canonical pair means a NAICS + MCC code combination officially recognized in Worth's mapping table (rds_cases_public.rel_naics_mcc). Think of it as a pre-approved lookup table:</w:t>
+      </w:r>
+    </w:p>
+    <w:p>
+      <w:r>
+        <w:rPr>
+          <w:b w:val="0"/>
+          <w:i/>
+          <w:sz w:val="20"/>
+        </w:rPr>
+        <w:t>NAICS 722511 (Full-Service Restaurants) + MCC 5812 (Eating Places) → canonical — these go together</w:t>
+        <w:br/>
+        <w:t>NAICS 722511 (Full-Service Restaurants) + MCC 5045 (Computers) → non-canonical — these do not logically match</w:t>
+      </w:r>
+    </w:p>
+    <w:p>
+      <w:r>
+        <w:rPr>
+          <w:b/>
+          <w:i w:val="0"/>
+          <w:sz w:val="20"/>
+        </w:rPr>
+        <w:t>The 5 categories explained:</w:t>
+      </w:r>
+    </w:p>
+    <w:tbl>
+      <w:tblPr>
+        <w:tblStyle w:val="TableGrid"/>
+        <w:tblW w:type="auto" w:w="0"/>
+        <w:tblLook w:firstColumn="1" w:firstRow="1" w:lastColumn="0" w:lastRow="0" w:noHBand="0" w:noVBand="1" w:val="04A0"/>
+      </w:tblPr>
+      <w:tblGrid>
+        <w:gridCol w:w="2880"/>
+        <w:gridCol w:w="2880"/>
+        <w:gridCol w:w="2880"/>
+      </w:tblGrid>
+      <w:tr>
+        <w:tc>
+          <w:tcPr>
+            <w:tcW w:type="dxa" w:w="2304"/>
+          </w:tcPr>
+          <w:p>
+            <w:r>
+              <w:rPr>
+                <w:b/>
+                <w:sz w:val="18"/>
+              </w:rPr>
+              <w:t>Status</w:t>
+            </w:r>
+          </w:p>
+        </w:tc>
+        <w:tc>
+          <w:tcPr>
+            <w:tcW w:type="dxa" w:w="3744"/>
+          </w:tcPr>
+          <w:p>
+            <w:r>
+              <w:rPr>
+                <w:b/>
+                <w:sz w:val="18"/>
+              </w:rPr>
+              <w:t>Definition</w:t>
+            </w:r>
+          </w:p>
+        </w:tc>
+        <w:tc>
+          <w:tcPr>
+            <w:tcW w:type="dxa" w:w="3024"/>
+          </w:tcPr>
+          <w:p>
+            <w:r>
+              <w:rPr>
+                <w:b/>
+                <w:sz w:val="18"/>
+              </w:rPr>
+              <w:t>Underwriting Implication</w:t>
+            </w:r>
+          </w:p>
+        </w:tc>
+      </w:tr>
+      <w:tr>
+        <w:tc>
+          <w:tcPr>
+            <w:tcW w:type="dxa" w:w="2304"/>
+          </w:tcPr>
+          <w:p>
+            <w:r>
+              <w:rPr>
+                <w:sz w:val="18"/>
+              </w:rPr>
+              <w:t>canonical_pair</w:t>
+            </w:r>
+          </w:p>
+        </w:tc>
+        <w:tc>
+          <w:tcPr>
+            <w:tcW w:type="dxa" w:w="3744"/>
+          </w:tcPr>
+          <w:p>
+            <w:r>
+              <w:rPr>
+                <w:sz w:val="18"/>
+              </w:rPr>
+              <w:t>Both codes exist AND their combination is in rel_naics_mcc</w:t>
+            </w:r>
+          </w:p>
+        </w:tc>
+        <w:tc>
+          <w:tcPr>
+            <w:tcW w:type="dxa" w:w="3024"/>
+          </w:tcPr>
+          <w:p>
+            <w:r>
+              <w:rPr>
+                <w:sz w:val="18"/>
+              </w:rPr>
+              <w:t>Valid — proceed with confidence</w:t>
+            </w:r>
+          </w:p>
+        </w:tc>
+      </w:tr>
+      <w:tr>
+        <w:tc>
+          <w:tcPr>
+            <w:tcW w:type="dxa" w:w="2304"/>
+          </w:tcPr>
+          <w:p>
+            <w:r>
+              <w:rPr>
+                <w:sz w:val="18"/>
+              </w:rPr>
+              <w:t>noncanonical_pair</w:t>
+            </w:r>
+          </w:p>
+        </w:tc>
+        <w:tc>
+          <w:tcPr>
+            <w:tcW w:type="dxa" w:w="3744"/>
+          </w:tcPr>
+          <w:p>
+            <w:r>
+              <w:rPr>
+                <w:sz w:val="18"/>
+              </w:rPr>
+              <w:t>Both codes exist BUT the combination is not in the mapping</w:t>
+            </w:r>
+          </w:p>
+        </w:tc>
+        <w:tc>
+          <w:tcPr>
+            <w:tcW w:type="dxa" w:w="3024"/>
+          </w:tcPr>
+          <w:p>
+            <w:r>
+              <w:rPr>
+                <w:sz w:val="18"/>
+              </w:rPr>
+              <w:t>Review — data quality issue or niche industry</w:t>
+            </w:r>
+          </w:p>
+        </w:tc>
+      </w:tr>
+      <w:tr>
+        <w:tc>
+          <w:tcPr>
+            <w:tcW w:type="dxa" w:w="2304"/>
+          </w:tcPr>
+          <w:p>
+            <w:r>
+              <w:rPr>
+                <w:sz w:val="18"/>
+              </w:rPr>
+              <w:t>fallback_pair</w:t>
+            </w:r>
+          </w:p>
+        </w:tc>
+        <w:tc>
+          <w:tcPr>
+            <w:tcW w:type="dxa" w:w="3744"/>
+          </w:tcPr>
+          <w:p>
+            <w:r>
+              <w:rPr>
+                <w:sz w:val="18"/>
+              </w:rPr>
+              <w:t>NAICS=561499 or MCC=5614 — generic "we do not know" defaults</w:t>
+            </w:r>
+          </w:p>
+        </w:tc>
+        <w:tc>
+          <w:tcPr>
+            <w:tcW w:type="dxa" w:w="3024"/>
+          </w:tcPr>
+          <w:p>
+            <w:r>
+              <w:rPr>
+                <w:sz w:val="18"/>
+              </w:rPr>
+              <w:t>Unreliable — investigate root cause</w:t>
+            </w:r>
+          </w:p>
+        </w:tc>
+      </w:tr>
+      <w:tr>
+        <w:tc>
+          <w:tcPr>
+            <w:tcW w:type="dxa" w:w="2304"/>
+          </w:tcPr>
+          <w:p>
+            <w:r>
+              <w:rPr>
+                <w:sz w:val="18"/>
+              </w:rPr>
+              <w:t>naics_missing</w:t>
+            </w:r>
+          </w:p>
+        </w:tc>
+        <w:tc>
+          <w:tcPr>
+            <w:tcW w:type="dxa" w:w="3744"/>
+          </w:tcPr>
+          <w:p>
+            <w:r>
+              <w:rPr>
+                <w:sz w:val="18"/>
+              </w:rPr>
+              <w:t>No NAICS fact found for this business</w:t>
+            </w:r>
+          </w:p>
+        </w:tc>
+        <w:tc>
+          <w:tcPr>
+            <w:tcW w:type="dxa" w:w="3024"/>
+          </w:tcPr>
+          <w:p>
+            <w:r>
+              <w:rPr>
+                <w:sz w:val="18"/>
+              </w:rPr>
+              <w:t>No industry classification available</w:t>
+            </w:r>
+          </w:p>
+        </w:tc>
+      </w:tr>
+      <w:tr>
+        <w:tc>
+          <w:tcPr>
+            <w:tcW w:type="dxa" w:w="2304"/>
+          </w:tcPr>
+          <w:p>
+            <w:r>
+              <w:rPr>
+                <w:sz w:val="18"/>
+              </w:rPr>
+              <w:t>mcc_missing</w:t>
+            </w:r>
+          </w:p>
+        </w:tc>
+        <w:tc>
+          <w:tcPr>
+            <w:tcW w:type="dxa" w:w="3744"/>
+          </w:tcPr>
+          <w:p>
+            <w:r>
+              <w:rPr>
+                <w:sz w:val="18"/>
+              </w:rPr>
+              <w:t>No MCC fact found for this business</w:t>
+            </w:r>
+          </w:p>
+        </w:tc>
+        <w:tc>
+          <w:tcPr>
+            <w:tcW w:type="dxa" w:w="3024"/>
+          </w:tcPr>
+          <w:p>
+            <w:r>
+              <w:rPr>
+                <w:sz w:val="18"/>
+              </w:rPr>
+              <w:t>MCC derivation failed</w:t>
+            </w:r>
+          </w:p>
+        </w:tc>
+      </w:tr>
+    </w:tbl>
+    <w:p>
+      <w:r>
+        <w:rPr>
+          <w:b/>
+          <w:i w:val="0"/>
+          <w:sz w:val="20"/>
+        </w:rPr>
+        <w:t>Why non-canonical pairs happen:</w:t>
+      </w:r>
+    </w:p>
+    <w:p>
+      <w:r>
+        <w:rPr>
+          <w:b w:val="0"/>
+          <w:i w:val="0"/>
+          <w:sz w:val="20"/>
+        </w:rPr>
+        <w:t>1. Data quality issue — vendor returned codes from inconsistent sources</w:t>
+        <w:br/>
+        <w:t>2. Niche industry — business segment not yet covered by the mapping table</w:t>
+        <w:br/>
+        <w:t>3. User input mismatch — user submitted a NAICS that does not match vendor MCC derivation</w:t>
+        <w:br/>
+        <w:t>4. AI inconsistency — AI returned a valid NAICS but rel_naics_mcc produced a non-matching MCC</w:t>
+      </w:r>
+    </w:p>
+    <w:p>
+      <w:r>
+        <w:rPr>
+          <w:b w:val="0"/>
+          <w:i/>
+          <w:color w:val="780000"/>
+          <w:sz w:val="20"/>
+        </w:rPr>
+        <w:t>rel_naics_mcc is Worth's source of truth for valid NAICS-MCC combinations. Non-canonical cases should be reviewed before underwriting decisions are finalized.</w:t>
+      </w:r>
+    </w:p>
+    <w:p>
+      <w:r>
+        <w:rPr>
+          <w:b w:val="0"/>
+          <w:i w:val="0"/>
+          <w:sz w:val="16"/>
+        </w:rPr>
+      </w:r>
+    </w:p>
+    <w:p>
+      <w:pPr>
+        <w:pStyle w:val="Heading2"/>
+      </w:pPr>
+      <w:r>
+        <w:t>8.3b  Non-Canonical Pair Breakdown — NAICS Winner x MCC Winner</w:t>
+      </w:r>
+    </w:p>
+    <w:p>
+      <w:r>
+        <w:rPr>
+          <w:b w:val="0"/>
+          <w:i/>
+          <w:sz w:val="20"/>
+        </w:rPr>
+        <w:t>Business question: Of the non-canonical NAICS-MCC pairs, which vendor-winner combination is responsible? Is the mismatch driven by user submissions or vendor data?</w:t>
+      </w:r>
+    </w:p>
+    <w:p>
+      <w:r>
+        <w:rPr>
+          <w:b w:val="0"/>
+          <w:i w:val="0"/>
+          <w:sz w:val="20"/>
+        </w:rPr>
+        <w:t>What this tells you: Breaks down non-canonical cases by who won the NAICS fact x who won the MCC fact. If "User Submitted x AI Enrichment" dominates, user-submitted NAICS codes are driving mismatches. If "AI Enrichment x Calculated" dominates, the AI classification pipeline is producing internally inconsistent codes that do not appear in rel_naics_mcc.</w:t>
+      </w:r>
+    </w:p>
+    <w:p>
+      <w:r>
+        <w:rPr>
+          <w:b/>
+          <w:i w:val="0"/>
+          <w:sz w:val="20"/>
+        </w:rPr>
+        <w:t>SQL Query (Redshift-compatible):</w:t>
+      </w:r>
+    </w:p>
+    <w:p>
+      <w:pPr>
+        <w:ind w:left="288"/>
+        <w:shd w:val="clear" w:color="auto" w:fill="F0F4F0"/>
+      </w:pPr>
+      <w:r>
+        <w:rPr>
+          <w:rFonts w:ascii="Courier New" w:hAnsi="Courier New"/>
+          <w:color w:val="145014"/>
+          <w:sz w:val="15"/>
+        </w:rPr>
+        <w:t>-- What we are trying to understand:</w:t>
+        <w:br/>
+        <w:t>-- Among non-canonical NAICS-MCC pairs only, which vendor won NAICS</w:t>
+        <w:br/>
+        <w:t>-- AND which vendor won MCC? Identifies the source of the mismatch.</w:t>
+        <w:br/>
+        <w:t>WITH onboarded AS (</w:t>
+        <w:br/>
+        <w:t xml:space="preserve">  SELECT DISTINCT rbcm.business_id</w:t>
+        <w:br/>
+        <w:t xml:space="preserve">  FROM rds_cases_public.rel_business_customer_monitoring rbcm</w:t>
+        <w:br/>
+        <w:t xml:space="preserve">  WHERE DATE(rbcm.created_at) BETWEEN '{date_from}' AND '{date_to}'</w:t>
+        <w:br/>
+        <w:t xml:space="preserve">    AND rbcm.customer_id = '{customer_id}'</w:t>
+        <w:br/>
+        <w:t>),</w:t>
+        <w:br/>
+        <w:t>naics_f AS (</w:t>
+        <w:br/>
+        <w:t xml:space="preserve">  SELECT f.business_id,</w:t>
+        <w:br/>
+        <w:t xml:space="preserve">    JSON_EXTRACT_PATH_TEXT(f.value,'value')               AS final_naics,</w:t>
+        <w:br/>
+        <w:t xml:space="preserve">    JSON_EXTRACT_PATH_TEXT(f.value,'source','platformId') AS naics_win_pid</w:t>
+        <w:br/>
+        <w:t xml:space="preserve">  FROM rds_warehouse_public.facts f</w:t>
+        <w:br/>
+        <w:t xml:space="preserve">  JOIN onboarded o ON o.business_id = f.business_id</w:t>
+        <w:br/>
+        <w:t xml:space="preserve">  WHERE f.name = 'naics_code' AND LENGTH(f.value) &lt; 60000</w:t>
+        <w:br/>
+        <w:t>),</w:t>
+        <w:br/>
+        <w:t>mcc_f AS (</w:t>
+        <w:br/>
+        <w:t xml:space="preserve">  SELECT f.business_id,</w:t>
+        <w:br/>
+        <w:t xml:space="preserve">    JSON_EXTRACT_PATH_TEXT(f.value,'value')               AS final_mcc,</w:t>
+        <w:br/>
+        <w:t xml:space="preserve">    JSON_EXTRACT_PATH_TEXT(f.value,'source','platformId') AS mcc_win_pid</w:t>
+        <w:br/>
+        <w:t xml:space="preserve">  FROM rds_warehouse_public.facts f</w:t>
+        <w:br/>
+        <w:t xml:space="preserve">  JOIN onboarded o ON o.business_id = f.business_id</w:t>
+        <w:br/>
+        <w:t xml:space="preserve">  WHERE f.name = 'mcc_code' AND LENGTH(f.value) &lt; 60000</w:t>
+        <w:br/>
+        <w:t>),</w:t>
+        <w:br/>
+        <w:t>canonical_pairs AS (</w:t>
+        <w:br/>
+        <w:t xml:space="preserve">  SELECT DISTINCT nc.code AS naics_code, mc.code AS mcc_code</w:t>
+        <w:br/>
+        <w:t xml:space="preserve">  FROM rds_cases_public.rel_naics_mcc r</w:t>
+        <w:br/>
+        <w:t xml:space="preserve">  JOIN rds_cases_public.core_naics_code nc ON nc.id = r.naics_id</w:t>
+        <w:br/>
+        <w:t xml:space="preserve">  JOIN rds_cases_public.core_mcc_code   mc ON mc.id = r.mcc_id</w:t>
+        <w:br/>
+        <w:t>),</w:t>
+        <w:br/>
+        <w:t>classified AS (</w:t>
+        <w:br/>
+        <w:t xml:space="preserve">  SELECT n.business_id, n.naics_win_pid, m.mcc_win_pid,</w:t>
+        <w:br/>
+        <w:t xml:space="preserve">    CASE</w:t>
+        <w:br/>
+        <w:t xml:space="preserve">      WHEN n.final_naics='561499' OR m.final_mcc='5614' THEN 'fallback_pair'</w:t>
+        <w:br/>
+        <w:t xml:space="preserve">      WHEN n.final_naics IS NULL OR n.final_naics=''     THEN 'naics_missing'</w:t>
+        <w:br/>
+        <w:t xml:space="preserve">      WHEN m.final_mcc   IS NULL OR m.final_mcc=''      THEN 'mcc_missing'</w:t>
+        <w:br/>
+        <w:t xml:space="preserve">      WHEN cp.naics_code IS NOT NULL                     THEN 'canonical_pair'</w:t>
+        <w:br/>
+        <w:t xml:space="preserve">      ELSE 'noncanonical_pair'</w:t>
+        <w:br/>
+        <w:t xml:space="preserve">    END AS pair_status</w:t>
+        <w:br/>
+        <w:t xml:space="preserve">  FROM naics_f n</w:t>
+        <w:br/>
+        <w:t xml:space="preserve">  LEFT JOIN mcc_f m           ON m.business_id  = n.business_id</w:t>
+        <w:br/>
+        <w:t xml:space="preserve">  LEFT JOIN canonical_pairs cp ON cp.naics_code = n.final_naics</w:t>
+        <w:br/>
+        <w:t xml:space="preserve">                               AND cp.mcc_code  = m.final_mcc</w:t>
+        <w:br/>
+        <w:t>)</w:t>
+        <w:br/>
+        <w:t>SELECT</w:t>
+        <w:br/>
+        <w:t xml:space="preserve">  CASE naics_win_pid</w:t>
+        <w:br/>
+        <w:t xml:space="preserve">    WHEN '23' THEN 'OpenCorporates' WHEN '17' THEN 'Equifax'</w:t>
+        <w:br/>
+        <w:t xml:space="preserve">    WHEN '24' THEN 'ZoomInfo'       WHEN '16' THEN 'Middesk'</w:t>
+        <w:br/>
+        <w:t xml:space="preserve">    WHEN '31' THEN 'AI Enrichment'  WHEN '0'  THEN 'User Submitted'</w:t>
+        <w:br/>
+        <w:t xml:space="preserve">    WHEN '-1' THEN 'Calculated'     ELSE 'Other (' || naics_win_pid || ')'</w:t>
+        <w:br/>
+        <w:t xml:space="preserve">  END AS naics_winner,</w:t>
+        <w:br/>
+        <w:t xml:space="preserve">  CASE mcc_win_pid</w:t>
+        <w:br/>
+        <w:t xml:space="preserve">    WHEN '23' THEN 'OpenCorporates' WHEN '17' THEN 'Equifax'</w:t>
+        <w:br/>
+        <w:t xml:space="preserve">    WHEN '24' THEN 'ZoomInfo'       WHEN '16' THEN 'Middesk'</w:t>
+        <w:br/>
+        <w:t xml:space="preserve">    WHEN '31' THEN 'AI Enrichment'  WHEN '0'  THEN 'User Submitted'</w:t>
+        <w:br/>
+        <w:t xml:space="preserve">    WHEN '-1' THEN 'Calculated'     ELSE 'Other (' || mcc_win_pid || ')'</w:t>
+        <w:br/>
+        <w:t xml:space="preserve">  END AS mcc_winner,</w:t>
+        <w:br/>
+        <w:t xml:space="preserve">  COUNT(*)                                       AS businesses,</w:t>
+        <w:br/>
+        <w:t xml:space="preserve">  ROUND(100.0*COUNT(*)/SUM(COUNT(*)) OVER (),2)  AS pct</w:t>
+        <w:br/>
+        <w:t>FROM classified</w:t>
+        <w:br/>
+        <w:t>WHERE pair_status = 'noncanonical_pair'</w:t>
+        <w:br/>
+        <w:t>GROUP BY 1,2 ORDER BY businesses DESC;</w:t>
+      </w:r>
+    </w:p>
+    <w:p>
+      <w:r>
+        <w:rPr>
+          <w:b/>
+          <w:i w:val="0"/>
+          <w:sz w:val="20"/>
+        </w:rPr>
+        <w:t>Interpretation table:</w:t>
+      </w:r>
+    </w:p>
+    <w:tbl>
+      <w:tblPr>
+        <w:tblStyle w:val="TableGrid"/>
+        <w:tblW w:type="auto" w:w="0"/>
+        <w:tblLook w:firstColumn="1" w:firstRow="1" w:lastColumn="0" w:lastRow="0" w:noHBand="0" w:noVBand="1" w:val="04A0"/>
+      </w:tblPr>
+      <w:tblGrid>
+        <w:gridCol w:w="2880"/>
+        <w:gridCol w:w="2880"/>
+        <w:gridCol w:w="2880"/>
+      </w:tblGrid>
+      <w:tr>
+        <w:tc>
+          <w:tcPr>
+            <w:tcW w:type="dxa" w:w="2160"/>
+          </w:tcPr>
+          <w:p>
+            <w:r>
+              <w:rPr>
+                <w:b/>
+                <w:sz w:val="18"/>
+              </w:rPr>
+              <w:t>NAICS Winner</w:t>
+            </w:r>
+          </w:p>
+        </w:tc>
+        <w:tc>
+          <w:tcPr>
+            <w:tcW w:type="dxa" w:w="2160"/>
+          </w:tcPr>
+          <w:p>
+            <w:r>
+              <w:rPr>
+                <w:b/>
+                <w:sz w:val="18"/>
+              </w:rPr>
+              <w:t>MCC Winner</w:t>
+            </w:r>
+          </w:p>
+        </w:tc>
+        <w:tc>
+          <w:tcPr>
+            <w:tcW w:type="dxa" w:w="4752"/>
+          </w:tcPr>
+          <w:p>
+            <w:r>
+              <w:rPr>
+                <w:b/>
+                <w:sz w:val="18"/>
+              </w:rPr>
+              <w:t>Interpretation</w:t>
+            </w:r>
+          </w:p>
+        </w:tc>
+      </w:tr>
+      <w:tr>
+        <w:tc>
+          <w:tcPr>
+            <w:tcW w:type="dxa" w:w="2160"/>
+          </w:tcPr>
+          <w:p>
+            <w:r>
+              <w:rPr>
+                <w:sz w:val="18"/>
+              </w:rPr>
+              <w:t>User Submitted</w:t>
+            </w:r>
+          </w:p>
+        </w:tc>
+        <w:tc>
+          <w:tcPr>
+            <w:tcW w:type="dxa" w:w="2160"/>
+          </w:tcPr>
+          <w:p>
+            <w:r>
+              <w:rPr>
+                <w:sz w:val="18"/>
+              </w:rPr>
+              <w:t>AI Enrichment</w:t>
+            </w:r>
+          </w:p>
+        </w:tc>
+        <w:tc>
+          <w:tcPr>
+            <w:tcW w:type="dxa" w:w="4752"/>
+          </w:tcPr>
+          <w:p>
+            <w:r>
+              <w:rPr>
+                <w:sz w:val="18"/>
+              </w:rPr>
+              <w:t>User NAICS + AI-derived MCC do not match — niche or incorrect user input</w:t>
+            </w:r>
+          </w:p>
+        </w:tc>
+      </w:tr>
+      <w:tr>
+        <w:tc>
+          <w:tcPr>
+            <w:tcW w:type="dxa" w:w="2160"/>
+          </w:tcPr>
+          <w:p>
+            <w:r>
+              <w:rPr>
+                <w:sz w:val="18"/>
+              </w:rPr>
+              <w:t>AI Enrichment</w:t>
+            </w:r>
+          </w:p>
+        </w:tc>
+        <w:tc>
+          <w:tcPr>
+            <w:tcW w:type="dxa" w:w="2160"/>
+          </w:tcPr>
+          <w:p>
+            <w:r>
+              <w:rPr>
+                <w:sz w:val="18"/>
+              </w:rPr>
+              <w:t>Calculated</w:t>
+            </w:r>
+          </w:p>
+        </w:tc>
+        <w:tc>
+          <w:tcPr>
+            <w:tcW w:type="dxa" w:w="4752"/>
+          </w:tcPr>
+          <w:p>
+            <w:r>
+              <w:rPr>
+                <w:sz w:val="18"/>
+              </w:rPr>
+              <w:t>AI NAICS did not produce a canonical MCC via rel_naics_mcc — AI quality issue</w:t>
+            </w:r>
+          </w:p>
+        </w:tc>
+      </w:tr>
+      <w:tr>
+        <w:tc>
+          <w:tcPr>
+            <w:tcW w:type="dxa" w:w="2160"/>
+          </w:tcPr>
+          <w:p>
+            <w:r>
+              <w:rPr>
+                <w:sz w:val="18"/>
+              </w:rPr>
+              <w:t>OpenCorporates</w:t>
+            </w:r>
+          </w:p>
+        </w:tc>
+        <w:tc>
+          <w:tcPr>
+            <w:tcW w:type="dxa" w:w="2160"/>
+          </w:tcPr>
+          <w:p>
+            <w:r>
+              <w:rPr>
+                <w:sz w:val="18"/>
+              </w:rPr>
+              <w:t>Calculated</w:t>
+            </w:r>
+          </w:p>
+        </w:tc>
+        <w:tc>
+          <w:tcPr>
+            <w:tcW w:type="dxa" w:w="4752"/>
+          </w:tcPr>
+          <w:p>
+            <w:r>
+              <w:rPr>
+                <w:sz w:val="18"/>
+              </w:rPr>
+              <w:t>OC NAICS is inconsistent with derived MCC — possible OC data quality issue</w:t>
+            </w:r>
+          </w:p>
+        </w:tc>
+      </w:tr>
+      <w:tr>
+        <w:tc>
+          <w:tcPr>
+            <w:tcW w:type="dxa" w:w="2160"/>
+          </w:tcPr>
+          <w:p>
+            <w:r>
+              <w:rPr>
+                <w:sz w:val="18"/>
+              </w:rPr>
+              <w:t>Equifax</w:t>
+            </w:r>
+          </w:p>
+        </w:tc>
+        <w:tc>
+          <w:tcPr>
+            <w:tcW w:type="dxa" w:w="2160"/>
+          </w:tcPr>
+          <w:p>
+            <w:r>
+              <w:rPr>
+                <w:sz w:val="18"/>
+              </w:rPr>
+              <w:t>Calculated</w:t>
+            </w:r>
+          </w:p>
+        </w:tc>
+        <w:tc>
+          <w:tcPr>
+            <w:tcW w:type="dxa" w:w="4752"/>
+          </w:tcPr>
+          <w:p>
+            <w:r>
+              <w:rPr>
+                <w:sz w:val="18"/>
+              </w:rPr>
+              <w:t>Equifax NAICS does not map to a canonical MCC — investigate Equifax data quality</w:t>
+            </w:r>
+          </w:p>
+        </w:tc>
+      </w:tr>
+      <w:tr>
+        <w:tc>
+          <w:tcPr>
+            <w:tcW w:type="dxa" w:w="2160"/>
+          </w:tcPr>
+          <w:p>
+            <w:r>
+              <w:rPr>
+                <w:sz w:val="18"/>
+              </w:rPr>
+              <w:t>Any</w:t>
+            </w:r>
+          </w:p>
+        </w:tc>
+        <w:tc>
+          <w:tcPr>
+            <w:tcW w:type="dxa" w:w="2160"/>
+          </w:tcPr>
+          <w:p>
+            <w:r>
+              <w:rPr>
+                <w:sz w:val="18"/>
+              </w:rPr>
+              <w:t>User Submitted</w:t>
+            </w:r>
+          </w:p>
+        </w:tc>
+        <w:tc>
+          <w:tcPr>
+            <w:tcW w:type="dxa" w:w="4752"/>
+          </w:tcPr>
+          <w:p>
+            <w:r>
+              <w:rPr>
+                <w:sz w:val="18"/>
+              </w:rPr>
+              <w:t>User provided MCC directly that does not match the NAICS from vendors — manual review</w:t>
+            </w:r>
+          </w:p>
+        </w:tc>
+      </w:tr>
+    </w:tbl>
+    <w:p>
+      <w:r>
+        <w:rPr>
+          <w:b w:val="0"/>
+          <w:i/>
+          <w:sz w:val="20"/>
+        </w:rPr>
+        <w:t>Action: For "User Submitted" as NAICS winner in non-canonical cases, trigger manual review or re-run AI enrichment with higher weight to override potentially incorrect user input.</w:t>
+      </w:r>
+    </w:p>
+    <w:p>
+      <w:r>
+        <w:rPr>
+          <w:b w:val="0"/>
+          <w:i w:val="0"/>
+          <w:sz w:val="16"/>
+        </w:rPr>
+      </w:r>
+    </w:p>
+    <w:p>
       <w:pPr>
         <w:pStyle w:val="Heading2"/>
       </w:pPr>

--- a/Admin-Portal-KYB-App/NAICS_MCC_Industry_Classification_Intelligence.docx
+++ b/Admin-Portal-KYB-App/NAICS_MCC_Industry_Classification_Intelligence.docx
@@ -4133,6 +4133,1201 @@
           <w:b w:val="0"/>
           <w:i w:val="0"/>
           <w:sz w:val="16"/>
+        </w:rPr>
+      </w:r>
+    </w:p>
+    <w:p>
+      <w:pPr>
+        <w:pStyle w:val="Heading2"/>
+      </w:pPr>
+      <w:r>
+        <w:t>8.3c  User NAICS Codes — Are They in the Mapping?</w:t>
+      </w:r>
+    </w:p>
+    <w:p>
+      <w:r>
+        <w:rPr>
+          <w:b w:val="0"/>
+          <w:i/>
+          <w:sz w:val="20"/>
+        </w:rPr>
+        <w:t>Business question: For user-won non-canonical cases — are the user-submitted NAICS codes missing from rel_naics_mcc, or do they exist in the mapping?</w:t>
+      </w:r>
+    </w:p>
+    <w:p>
+      <w:r>
+        <w:rPr>
+          <w:b w:val="0"/>
+          <w:i w:val="0"/>
+          <w:sz w:val="20"/>
+        </w:rPr>
+        <w:t>Surprising production finding: 100% of top 50 user-submitted NAICS codes are exists_in_mapping. The problem is NOT a mapping coverage gap — the codes exist but the pair is still non-canonical.</w:t>
+      </w:r>
+    </w:p>
+    <w:p>
+      <w:r>
+        <w:rPr>
+          <w:b/>
+          <w:i w:val="0"/>
+          <w:sz w:val="20"/>
+        </w:rPr>
+        <w:t>SQL Query:</w:t>
+      </w:r>
+    </w:p>
+    <w:p>
+      <w:pPr>
+        <w:ind w:left="288"/>
+        <w:shd w:val="clear" w:color="auto" w:fill="F0F4F0"/>
+      </w:pPr>
+      <w:r>
+        <w:rPr>
+          <w:rFonts w:ascii="Courier New" w:hAnsi="Courier New"/>
+          <w:color w:val="145014"/>
+          <w:sz w:val="15"/>
+        </w:rPr>
+        <w:t>WITH onboarded AS (</w:t>
+        <w:br/>
+        <w:t xml:space="preserve">  SELECT DISTINCT rbcm.business_id</w:t>
+        <w:br/>
+        <w:t xml:space="preserve">  FROM rds_cases_public.rel_business_customer_monitoring rbcm</w:t>
+        <w:br/>
+        <w:t xml:space="preserve">  WHERE DATE(rbcm.created_at) BETWEEN '{date_from}' AND '{date_to}'</w:t>
+        <w:br/>
+        <w:t xml:space="preserve">    AND rbcm.customer_id = '{customer_id}'</w:t>
+        <w:br/>
+        <w:t>), ...</w:t>
+        <w:br/>
+        <w:t>SELECT c.final_naics AS user_naics, COUNT(*) AS businesses,</w:t>
+        <w:br/>
+        <w:t xml:space="preserve">  ROUND(100.0*COUNT(*)/SUM(COUNT(*)) OVER(),2) AS pct,</w:t>
+        <w:br/>
+        <w:t xml:space="preserve">  CASE WHEN nim.naics_code IS NOT NULL THEN 'exists_in_mapping'</w:t>
+        <w:br/>
+        <w:t xml:space="preserve">       ELSE 'missing_from_mapping' END AS mapping_status</w:t>
+        <w:br/>
+        <w:t>FROM classified c LEFT JOIN naics_in_mapping nim ON nim.naics_code=c.final_naics</w:t>
+        <w:br/>
+        <w:t>GROUP BY c.final_naics, nim.naics_code ORDER BY businesses DESC LIMIT 50;</w:t>
+      </w:r>
+    </w:p>
+    <w:p>
+      <w:r>
+        <w:rPr>
+          <w:b/>
+          <w:i w:val="0"/>
+          <w:sz w:val="20"/>
+        </w:rPr>
+        <w:t>Two root causes identified (when mapping is not the problem):</w:t>
+      </w:r>
+    </w:p>
+    <w:p>
+      <w:r>
+        <w:rPr>
+          <w:b w:val="0"/>
+          <w:i w:val="0"/>
+          <w:sz w:val="20"/>
+        </w:rPr>
+        <w:t>Root Cause 1 — Truncated NAICS inputs (~37% of non-canonical user cases):</w:t>
+        <w:br/>
+        <w:t>Users submit partial codes: 722 instead of 722511, 81211 instead of 812111.</w:t>
+        <w:br/>
+        <w:t>The mapping has 722511 → 5812 but NOT 722 → 5812.</w:t>
+        <w:br/>
+        <w:t>Pattern: 3-digit spike (sector level) and 5-digit spike (one digit short).</w:t>
+        <w:br/>
+        <w:t>Fix: Frontend validation enforcing exactly 6 digits.</w:t>
+      </w:r>
+    </w:p>
+    <w:p>
+      <w:r>
+        <w:rPr>
+          <w:b w:val="0"/>
+          <w:i w:val="0"/>
+          <w:sz w:val="20"/>
+        </w:rPr>
+        <w:t>Root Cause 2 — AI overrides canonical mapping (~63% of valid-6-digit cases):</w:t>
+        <w:br/>
+        <w:t>The mcc_code fact resolves as: mcc_code_found ?? mcc_code_from_naics</w:t>
+        <w:br/>
+        <w:t>?? means AI wins whenever it returns a result. Since AI fires on nearly every business,</w:t>
+        <w:br/>
+        <w:t>it always overrides the canonical table, returning context-dependent non-deterministic MCCs.</w:t>
+      </w:r>
+    </w:p>
+    <w:p>
+      <w:pPr>
+        <w:pStyle w:val="Heading2"/>
+      </w:pPr>
+      <w:r>
+        <w:t>8.3d  NAICS Code Length Distribution (Truncation Analysis)</w:t>
+      </w:r>
+    </w:p>
+    <w:p>
+      <w:r>
+        <w:rPr>
+          <w:b w:val="0"/>
+          <w:i/>
+          <w:sz w:val="20"/>
+        </w:rPr>
+        <w:t>Business question: How widespread is the truncated NAICS input problem?</w:t>
+      </w:r>
+    </w:p>
+    <w:p>
+      <w:r>
+        <w:rPr>
+          <w:b/>
+          <w:i w:val="0"/>
+          <w:sz w:val="20"/>
+        </w:rPr>
+        <w:t>Production findings:</w:t>
+      </w:r>
+    </w:p>
+    <w:tbl>
+      <w:tblPr>
+        <w:tblStyle w:val="TableGrid"/>
+        <w:tblW w:type="auto" w:w="0"/>
+        <w:tblLook w:firstColumn="1" w:firstRow="1" w:lastColumn="0" w:lastRow="0" w:noHBand="0" w:noVBand="1" w:val="04A0"/>
+      </w:tblPr>
+      <w:tblGrid>
+        <w:gridCol w:w="2160"/>
+        <w:gridCol w:w="2160"/>
+        <w:gridCol w:w="2160"/>
+        <w:gridCol w:w="2160"/>
+      </w:tblGrid>
+      <w:tr>
+        <w:tc>
+          <w:tcPr>
+            <w:tcW w:type="dxa" w:w="1152"/>
+          </w:tcPr>
+          <w:p>
+            <w:r>
+              <w:rPr>
+                <w:b/>
+                <w:sz w:val="18"/>
+              </w:rPr>
+              <w:t>Length</w:t>
+            </w:r>
+          </w:p>
+        </w:tc>
+        <w:tc>
+          <w:tcPr>
+            <w:tcW w:type="dxa" w:w="1152"/>
+          </w:tcPr>
+          <w:p>
+            <w:r>
+              <w:rPr>
+                <w:b/>
+                <w:sz w:val="18"/>
+              </w:rPr>
+              <w:t>Share</w:t>
+            </w:r>
+          </w:p>
+        </w:tc>
+        <w:tc>
+          <w:tcPr>
+            <w:tcW w:type="dxa" w:w="1296"/>
+          </w:tcPr>
+          <w:p>
+            <w:r>
+              <w:rPr>
+                <w:b/>
+                <w:sz w:val="18"/>
+              </w:rPr>
+              <w:t>Validity</w:t>
+            </w:r>
+          </w:p>
+        </w:tc>
+        <w:tc>
+          <w:tcPr>
+            <w:tcW w:type="dxa" w:w="5472"/>
+          </w:tcPr>
+          <w:p>
+            <w:r>
+              <w:rPr>
+                <w:b/>
+                <w:sz w:val="18"/>
+              </w:rPr>
+              <w:t>Interpretation</w:t>
+            </w:r>
+          </w:p>
+        </w:tc>
+      </w:tr>
+      <w:tr>
+        <w:tc>
+          <w:tcPr>
+            <w:tcW w:type="dxa" w:w="1152"/>
+          </w:tcPr>
+          <w:p>
+            <w:r>
+              <w:rPr>
+                <w:sz w:val="18"/>
+              </w:rPr>
+              <w:t>6 digits</w:t>
+            </w:r>
+          </w:p>
+        </w:tc>
+        <w:tc>
+          <w:tcPr>
+            <w:tcW w:type="dxa" w:w="1152"/>
+          </w:tcPr>
+          <w:p>
+            <w:r>
+              <w:rPr>
+                <w:sz w:val="18"/>
+              </w:rPr>
+              <w:t>~62.7%</w:t>
+            </w:r>
+          </w:p>
+        </w:tc>
+        <w:tc>
+          <w:tcPr>
+            <w:tcW w:type="dxa" w:w="1296"/>
+          </w:tcPr>
+          <w:p>
+            <w:r>
+              <w:rPr>
+                <w:sz w:val="18"/>
+              </w:rPr>
+              <w:t>valid</w:t>
+            </w:r>
+          </w:p>
+        </w:tc>
+        <w:tc>
+          <w:tcPr>
+            <w:tcW w:type="dxa" w:w="5472"/>
+          </w:tcPr>
+          <w:p>
+            <w:r>
+              <w:rPr>
+                <w:sz w:val="18"/>
+              </w:rPr>
+              <w:t>Valid format but AI overrides canonical MCC</w:t>
+            </w:r>
+          </w:p>
+        </w:tc>
+      </w:tr>
+      <w:tr>
+        <w:tc>
+          <w:tcPr>
+            <w:tcW w:type="dxa" w:w="1152"/>
+          </w:tcPr>
+          <w:p>
+            <w:r>
+              <w:rPr>
+                <w:sz w:val="18"/>
+              </w:rPr>
+              <w:t>5 digits</w:t>
+            </w:r>
+          </w:p>
+        </w:tc>
+        <w:tc>
+          <w:tcPr>
+            <w:tcW w:type="dxa" w:w="1152"/>
+          </w:tcPr>
+          <w:p>
+            <w:r>
+              <w:rPr>
+                <w:sz w:val="18"/>
+              </w:rPr>
+              <w:t>~18.3%</w:t>
+            </w:r>
+          </w:p>
+        </w:tc>
+        <w:tc>
+          <w:tcPr>
+            <w:tcW w:type="dxa" w:w="1296"/>
+          </w:tcPr>
+          <w:p>
+            <w:r>
+              <w:rPr>
+                <w:sz w:val="18"/>
+              </w:rPr>
+              <w:t>truncated</w:t>
+            </w:r>
+          </w:p>
+        </w:tc>
+        <w:tc>
+          <w:tcPr>
+            <w:tcW w:type="dxa" w:w="5472"/>
+          </w:tcPr>
+          <w:p>
+            <w:r>
+              <w:rPr>
+                <w:sz w:val="18"/>
+              </w:rPr>
+              <w:t>One digit short (e.g. 81211 instead of 812111)</w:t>
+            </w:r>
+          </w:p>
+        </w:tc>
+      </w:tr>
+      <w:tr>
+        <w:tc>
+          <w:tcPr>
+            <w:tcW w:type="dxa" w:w="1152"/>
+          </w:tcPr>
+          <w:p>
+            <w:r>
+              <w:rPr>
+                <w:sz w:val="18"/>
+              </w:rPr>
+              <w:t>3 digits</w:t>
+            </w:r>
+          </w:p>
+        </w:tc>
+        <w:tc>
+          <w:tcPr>
+            <w:tcW w:type="dxa" w:w="1152"/>
+          </w:tcPr>
+          <w:p>
+            <w:r>
+              <w:rPr>
+                <w:sz w:val="18"/>
+              </w:rPr>
+              <w:t>~17.2%</w:t>
+            </w:r>
+          </w:p>
+        </w:tc>
+        <w:tc>
+          <w:tcPr>
+            <w:tcW w:type="dxa" w:w="1296"/>
+          </w:tcPr>
+          <w:p>
+            <w:r>
+              <w:rPr>
+                <w:sz w:val="18"/>
+              </w:rPr>
+              <w:t>truncated</w:t>
+            </w:r>
+          </w:p>
+        </w:tc>
+        <w:tc>
+          <w:tcPr>
+            <w:tcW w:type="dxa" w:w="5472"/>
+          </w:tcPr>
+          <w:p>
+            <w:r>
+              <w:rPr>
+                <w:sz w:val="18"/>
+              </w:rPr>
+              <w:t>Sector/subsector level (e.g. 722, 459)</w:t>
+            </w:r>
+          </w:p>
+        </w:tc>
+      </w:tr>
+      <w:tr>
+        <w:tc>
+          <w:tcPr>
+            <w:tcW w:type="dxa" w:w="1152"/>
+          </w:tcPr>
+          <w:p>
+            <w:r>
+              <w:rPr>
+                <w:sz w:val="18"/>
+              </w:rPr>
+              <w:t>4 digits</w:t>
+            </w:r>
+          </w:p>
+        </w:tc>
+        <w:tc>
+          <w:tcPr>
+            <w:tcW w:type="dxa" w:w="1152"/>
+          </w:tcPr>
+          <w:p>
+            <w:r>
+              <w:rPr>
+                <w:sz w:val="18"/>
+              </w:rPr>
+              <w:t>&lt;1%</w:t>
+            </w:r>
+          </w:p>
+        </w:tc>
+        <w:tc>
+          <w:tcPr>
+            <w:tcW w:type="dxa" w:w="1296"/>
+          </w:tcPr>
+          <w:p>
+            <w:r>
+              <w:rPr>
+                <w:sz w:val="18"/>
+              </w:rPr>
+              <w:t>truncated</w:t>
+            </w:r>
+          </w:p>
+        </w:tc>
+        <w:tc>
+          <w:tcPr>
+            <w:tcW w:type="dxa" w:w="5472"/>
+          </w:tcPr>
+          <w:p>
+            <w:r>
+              <w:rPr>
+                <w:sz w:val="18"/>
+              </w:rPr>
+              <w:t>Very rare — confirms intentional not random</w:t>
+            </w:r>
+          </w:p>
+        </w:tc>
+      </w:tr>
+      <w:tr>
+        <w:tc>
+          <w:tcPr>
+            <w:tcW w:type="dxa" w:w="1152"/>
+          </w:tcPr>
+          <w:p>
+            <w:r>
+              <w:rPr>
+                <w:sz w:val="18"/>
+              </w:rPr>
+              <w:t>2 digits</w:t>
+            </w:r>
+          </w:p>
+        </w:tc>
+        <w:tc>
+          <w:tcPr>
+            <w:tcW w:type="dxa" w:w="1152"/>
+          </w:tcPr>
+          <w:p>
+            <w:r>
+              <w:rPr>
+                <w:sz w:val="18"/>
+              </w:rPr>
+              <w:t>&lt;1%</w:t>
+            </w:r>
+          </w:p>
+        </w:tc>
+        <w:tc>
+          <w:tcPr>
+            <w:tcW w:type="dxa" w:w="1296"/>
+          </w:tcPr>
+          <w:p>
+            <w:r>
+              <w:rPr>
+                <w:sz w:val="18"/>
+              </w:rPr>
+              <w:t>truncated</w:t>
+            </w:r>
+          </w:p>
+        </w:tc>
+        <w:tc>
+          <w:tcPr>
+            <w:tcW w:type="dxa" w:w="5472"/>
+          </w:tcPr>
+          <w:p>
+            <w:r>
+              <w:rPr>
+                <w:sz w:val="18"/>
+              </w:rPr>
+              <w:t>Sector only (e.g. 72)</w:t>
+            </w:r>
+          </w:p>
+        </w:tc>
+      </w:tr>
+    </w:tbl>
+    <w:p>
+      <w:r>
+        <w:rPr>
+          <w:b w:val="0"/>
+          <w:i w:val="0"/>
+          <w:sz w:val="20"/>
+        </w:rPr>
+        <w:t>Key insight: The 4-digit category being very low confirms users are intentionally submitting at sector/subsector level, not making random typos. This is a UX/validation gap.</w:t>
+      </w:r>
+    </w:p>
+    <w:p>
+      <w:pPr>
+        <w:pStyle w:val="Heading2"/>
+      </w:pPr>
+      <w:r>
+        <w:t>8.3e  AI vs Canonical MCC Divergence (Root Cause of 63% of Valid Cases)</w:t>
+      </w:r>
+    </w:p>
+    <w:p>
+      <w:r>
+        <w:rPr>
+          <w:b w:val="0"/>
+          <w:i/>
+          <w:sz w:val="20"/>
+        </w:rPr>
+        <w:t>Business question: For valid 6-digit user NAICS that are still non-canonical, is the AI overriding the canonical table?</w:t>
+      </w:r>
+    </w:p>
+    <w:p>
+      <w:r>
+        <w:rPr>
+          <w:b/>
+          <w:i w:val="0"/>
+          <w:color w:val="A00000"/>
+          <w:sz w:val="20"/>
+        </w:rPr>
+        <w:t>Production verdict: AI is responsible for 99.7% of valid-6-digit non-canonical pairs.</w:t>
+      </w:r>
+    </w:p>
+    <w:tbl>
+      <w:tblPr>
+        <w:tblStyle w:val="TableGrid"/>
+        <w:tblW w:type="auto" w:w="0"/>
+        <w:tblLook w:firstColumn="1" w:firstRow="1" w:lastColumn="0" w:lastRow="0" w:noHBand="0" w:noVBand="1" w:val="04A0"/>
+      </w:tblPr>
+      <w:tblGrid>
+        <w:gridCol w:w="2880"/>
+        <w:gridCol w:w="2880"/>
+        <w:gridCol w:w="2880"/>
+      </w:tblGrid>
+      <w:tr>
+        <w:tc>
+          <w:tcPr>
+            <w:tcW w:type="dxa" w:w="4032"/>
+          </w:tcPr>
+          <w:p>
+            <w:r>
+              <w:rPr>
+                <w:b/>
+                <w:sz w:val="18"/>
+              </w:rPr>
+              <w:t>Scenario</w:t>
+            </w:r>
+          </w:p>
+        </w:tc>
+        <w:tc>
+          <w:tcPr>
+            <w:tcW w:type="dxa" w:w="1728"/>
+          </w:tcPr>
+          <w:p>
+            <w:r>
+              <w:rPr>
+                <w:b/>
+                <w:sz w:val="18"/>
+              </w:rPr>
+              <w:t>Businesses</w:t>
+            </w:r>
+          </w:p>
+        </w:tc>
+        <w:tc>
+          <w:tcPr>
+            <w:tcW w:type="dxa" w:w="1728"/>
+          </w:tcPr>
+          <w:p>
+            <w:r>
+              <w:rPr>
+                <w:b/>
+                <w:sz w:val="18"/>
+              </w:rPr>
+              <w:t>Share</w:t>
+            </w:r>
+          </w:p>
+        </w:tc>
+      </w:tr>
+      <w:tr>
+        <w:tc>
+          <w:tcPr>
+            <w:tcW w:type="dxa" w:w="4032"/>
+          </w:tcPr>
+          <w:p>
+            <w:r>
+              <w:rPr>
+                <w:sz w:val="18"/>
+              </w:rPr>
+              <w:t>AI_won_over_canonical</w:t>
+            </w:r>
+          </w:p>
+        </w:tc>
+        <w:tc>
+          <w:tcPr>
+            <w:tcW w:type="dxa" w:w="1728"/>
+          </w:tcPr>
+          <w:p>
+            <w:r>
+              <w:rPr>
+                <w:sz w:val="18"/>
+              </w:rPr>
+              <w:t>~7,645</w:t>
+            </w:r>
+          </w:p>
+        </w:tc>
+        <w:tc>
+          <w:tcPr>
+            <w:tcW w:type="dxa" w:w="1728"/>
+          </w:tcPr>
+          <w:p>
+            <w:r>
+              <w:rPr>
+                <w:sz w:val="18"/>
+              </w:rPr>
+              <w:t>~99.71%</w:t>
+            </w:r>
+          </w:p>
+        </w:tc>
+      </w:tr>
+      <w:tr>
+        <w:tc>
+          <w:tcPr>
+            <w:tcW w:type="dxa" w:w="4032"/>
+          </w:tcPr>
+          <w:p>
+            <w:r>
+              <w:rPr>
+                <w:sz w:val="18"/>
+              </w:rPr>
+              <w:t>AI_and_canonical_disagree</w:t>
+            </w:r>
+          </w:p>
+        </w:tc>
+        <w:tc>
+          <w:tcPr>
+            <w:tcW w:type="dxa" w:w="1728"/>
+          </w:tcPr>
+          <w:p>
+            <w:r>
+              <w:rPr>
+                <w:sz w:val="18"/>
+              </w:rPr>
+              <w:t>~15</w:t>
+            </w:r>
+          </w:p>
+        </w:tc>
+        <w:tc>
+          <w:tcPr>
+            <w:tcW w:type="dxa" w:w="1728"/>
+          </w:tcPr>
+          <w:p>
+            <w:r>
+              <w:rPr>
+                <w:sz w:val="18"/>
+              </w:rPr>
+              <w:t>~0.20%</w:t>
+            </w:r>
+          </w:p>
+        </w:tc>
+      </w:tr>
+      <w:tr>
+        <w:tc>
+          <w:tcPr>
+            <w:tcW w:type="dxa" w:w="4032"/>
+          </w:tcPr>
+          <w:p>
+            <w:r>
+              <w:rPr>
+                <w:sz w:val="18"/>
+              </w:rPr>
+              <w:t>canonical_derived_only</w:t>
+            </w:r>
+          </w:p>
+        </w:tc>
+        <w:tc>
+          <w:tcPr>
+            <w:tcW w:type="dxa" w:w="1728"/>
+          </w:tcPr>
+          <w:p>
+            <w:r>
+              <w:rPr>
+                <w:sz w:val="18"/>
+              </w:rPr>
+              <w:t>~1</w:t>
+            </w:r>
+          </w:p>
+        </w:tc>
+        <w:tc>
+          <w:tcPr>
+            <w:tcW w:type="dxa" w:w="1728"/>
+          </w:tcPr>
+          <w:p>
+            <w:r>
+              <w:rPr>
+                <w:sz w:val="18"/>
+              </w:rPr>
+              <w:t>~0.01%</w:t>
+            </w:r>
+          </w:p>
+        </w:tc>
+      </w:tr>
+    </w:tbl>
+    <w:p>
+      <w:r>
+        <w:rPr>
+          <w:b/>
+          <w:i w:val="0"/>
+          <w:sz w:val="20"/>
+        </w:rPr>
+        <w:t>Complete root cause summary of ALL non-canonical pairs:</w:t>
+      </w:r>
+    </w:p>
+    <w:tbl>
+      <w:tblPr>
+        <w:tblStyle w:val="TableGrid"/>
+        <w:tblW w:type="auto" w:w="0"/>
+        <w:tblLook w:firstColumn="1" w:firstRow="1" w:lastColumn="0" w:lastRow="0" w:noHBand="0" w:noVBand="1" w:val="04A0"/>
+      </w:tblPr>
+      <w:tblGrid>
+        <w:gridCol w:w="2880"/>
+        <w:gridCol w:w="2880"/>
+        <w:gridCol w:w="2880"/>
+      </w:tblGrid>
+      <w:tr>
+        <w:tc>
+          <w:tcPr>
+            <w:tcW w:type="dxa" w:w="4608"/>
+          </w:tcPr>
+          <w:p>
+            <w:r>
+              <w:rPr>
+                <w:b/>
+                <w:sz w:val="18"/>
+              </w:rPr>
+              <w:t>Driver</w:t>
+            </w:r>
+          </w:p>
+        </w:tc>
+        <w:tc>
+          <w:tcPr>
+            <w:tcW w:type="dxa" w:w="1728"/>
+          </w:tcPr>
+          <w:p>
+            <w:r>
+              <w:rPr>
+                <w:b/>
+                <w:sz w:val="18"/>
+              </w:rPr>
+              <w:t>Businesses</w:t>
+            </w:r>
+          </w:p>
+        </w:tc>
+        <w:tc>
+          <w:tcPr>
+            <w:tcW w:type="dxa" w:w="1152"/>
+          </w:tcPr>
+          <w:p>
+            <w:r>
+              <w:rPr>
+                <w:b/>
+                <w:sz w:val="18"/>
+              </w:rPr>
+              <w:t>Share</w:t>
+            </w:r>
+          </w:p>
+        </w:tc>
+      </w:tr>
+      <w:tr>
+        <w:tc>
+          <w:tcPr>
+            <w:tcW w:type="dxa" w:w="4608"/>
+          </w:tcPr>
+          <w:p>
+            <w:r>
+              <w:rPr>
+                <w:sz w:val="18"/>
+              </w:rPr>
+              <w:t>Truncated NAICS inputs (&lt; 6 digits)</w:t>
+            </w:r>
+          </w:p>
+        </w:tc>
+        <w:tc>
+          <w:tcPr>
+            <w:tcW w:type="dxa" w:w="1728"/>
+          </w:tcPr>
+          <w:p>
+            <w:r>
+              <w:rPr>
+                <w:sz w:val="18"/>
+              </w:rPr>
+              <w:t>~4,559</w:t>
+            </w:r>
+          </w:p>
+        </w:tc>
+        <w:tc>
+          <w:tcPr>
+            <w:tcW w:type="dxa" w:w="1152"/>
+          </w:tcPr>
+          <w:p>
+            <w:r>
+              <w:rPr>
+                <w:sz w:val="18"/>
+              </w:rPr>
+              <w:t>~37%</w:t>
+            </w:r>
+          </w:p>
+        </w:tc>
+      </w:tr>
+      <w:tr>
+        <w:tc>
+          <w:tcPr>
+            <w:tcW w:type="dxa" w:w="4608"/>
+          </w:tcPr>
+          <w:p>
+            <w:r>
+              <w:rPr>
+                <w:sz w:val="18"/>
+              </w:rPr>
+              <w:t>AI MCC override (6-digit valid NAICS)</w:t>
+            </w:r>
+          </w:p>
+        </w:tc>
+        <w:tc>
+          <w:tcPr>
+            <w:tcW w:type="dxa" w:w="1728"/>
+          </w:tcPr>
+          <w:p>
+            <w:r>
+              <w:rPr>
+                <w:sz w:val="18"/>
+              </w:rPr>
+              <w:t>~7,645</w:t>
+            </w:r>
+          </w:p>
+        </w:tc>
+        <w:tc>
+          <w:tcPr>
+            <w:tcW w:type="dxa" w:w="1152"/>
+          </w:tcPr>
+          <w:p>
+            <w:r>
+              <w:rPr>
+                <w:sz w:val="18"/>
+              </w:rPr>
+              <w:t>~63%</w:t>
+            </w:r>
+          </w:p>
+        </w:tc>
+      </w:tr>
+      <w:tr>
+        <w:tc>
+          <w:tcPr>
+            <w:tcW w:type="dxa" w:w="4608"/>
+          </w:tcPr>
+          <w:p>
+            <w:r>
+              <w:rPr>
+                <w:sz w:val="18"/>
+              </w:rPr>
+              <w:t>True mapping gaps</w:t>
+            </w:r>
+          </w:p>
+        </w:tc>
+        <w:tc>
+          <w:tcPr>
+            <w:tcW w:type="dxa" w:w="1728"/>
+          </w:tcPr>
+          <w:p>
+            <w:r>
+              <w:rPr>
+                <w:sz w:val="18"/>
+              </w:rPr>
+              <w:t>~1</w:t>
+            </w:r>
+          </w:p>
+        </w:tc>
+        <w:tc>
+          <w:tcPr>
+            <w:tcW w:type="dxa" w:w="1152"/>
+          </w:tcPr>
+          <w:p>
+            <w:r>
+              <w:rPr>
+                <w:sz w:val="18"/>
+              </w:rPr>
+              <w:t>~0%</w:t>
+            </w:r>
+          </w:p>
+        </w:tc>
+      </w:tr>
+    </w:tbl>
+    <w:p>
+      <w:pPr>
+        <w:pStyle w:val="Heading2"/>
+      </w:pPr>
+      <w:r>
+        <w:t>Recommended Fixes (High Impact, Low Effort)</w:t>
+      </w:r>
+    </w:p>
+    <w:p>
+      <w:r>
+        <w:rPr>
+          <w:b/>
+          <w:i w:val="0"/>
+          <w:sz w:val="20"/>
+        </w:rPr>
+        <w:t>Fix 1 — AI priority logic (fixes ~63% of valid-6-digit non-canonical cases):</w:t>
+      </w:r>
+    </w:p>
+    <w:p>
+      <w:r>
+        <w:rPr>
+          <w:b w:val="0"/>
+          <w:i w:val="0"/>
+          <w:sz w:val="20"/>
+        </w:rPr>
+        <w:t>File: integration-service/lib/facts/businessDetails/index.ts (line ~430)</w:t>
+      </w:r>
+    </w:p>
+    <w:p>
+      <w:pPr>
+        <w:ind w:left="288"/>
+        <w:shd w:val="clear" w:color="auto" w:fill="F0F4F0"/>
+      </w:pPr>
+      <w:r>
+        <w:rPr>
+          <w:rFonts w:ascii="Courier New" w:hAnsi="Courier New"/>
+          <w:color w:val="145014"/>
+          <w:sz w:val="15"/>
+        </w:rPr>
+        <w:t>// Current: AI wins over canonical table</w:t>
+        <w:br/>
+        <w:t>return foundMcc?.value ?? inferredMcc?.value;</w:t>
+        <w:br/>
+        <w:br/>
+        <w:t>// Fix: canonical table wins, AI is fallback</w:t>
+        <w:br/>
+        <w:t>return inferredMcc?.value ?? foundMcc?.value;</w:t>
+      </w:r>
+    </w:p>
+    <w:p>
+      <w:r>
+        <w:rPr>
+          <w:b/>
+          <w:i w:val="0"/>
+          <w:sz w:val="20"/>
+        </w:rPr>
+        <w:t>Fix 2 — Frontend NAICS validation (fixes ~37% truncated input cases):</w:t>
+      </w:r>
+    </w:p>
+    <w:p>
+      <w:r>
+        <w:rPr>
+          <w:b w:val="0"/>
+          <w:i w:val="0"/>
+          <w:sz w:val="20"/>
+        </w:rPr>
+        <w:t>File: microsites/.../validation.ts</w:t>
+      </w:r>
+    </w:p>
+    <w:p>
+      <w:pPr>
+        <w:ind w:left="288"/>
+        <w:shd w:val="clear" w:color="auto" w:fill="F0F4F0"/>
+      </w:pPr>
+      <w:r>
+        <w:rPr>
+          <w:rFonts w:ascii="Courier New" w:hAnsi="Courier New"/>
+          <w:color w:val="145014"/>
+          <w:sz w:val="15"/>
+        </w:rPr>
+        <w:t>// Current (too permissive):</w:t>
+        <w:br/>
+        <w:t>value.length &gt;= 2 &amp;&amp; value.length &lt;= 6  // allows 722, 81211</w:t>
+        <w:br/>
+        <w:br/>
+        <w:t>// Fix:</w:t>
+        <w:br/>
+        <w:t>value.length === 6  // NAICS codes must be exactly 6 digits</w:t>
+        <w:br/>
+        <w:t>// Update error: "NAICS code must be exactly 6 digits"</w:t>
+      </w:r>
+    </w:p>
+    <w:p>
+      <w:r>
+        <w:rPr>
+          <w:b/>
+          <w:i w:val="0"/>
+          <w:sz w:val="20"/>
+        </w:rPr>
+        <w:t>Combined impact:</w:t>
+      </w:r>
+    </w:p>
+    <w:tbl>
+      <w:tblPr>
+        <w:tblStyle w:val="TableGrid"/>
+        <w:tblW w:type="auto" w:w="0"/>
+        <w:tblLook w:firstColumn="1" w:firstRow="1" w:lastColumn="0" w:lastRow="0" w:noHBand="0" w:noVBand="1" w:val="04A0"/>
+      </w:tblPr>
+      <w:tblGrid>
+        <w:gridCol w:w="2160"/>
+        <w:gridCol w:w="2160"/>
+        <w:gridCol w:w="2160"/>
+        <w:gridCol w:w="2160"/>
+      </w:tblGrid>
+      <w:tr>
+        <w:tc>
+          <w:tcPr>
+            <w:tcW w:type="dxa" w:w="2016"/>
+          </w:tcPr>
+          <w:p>
+            <w:r>
+              <w:rPr>
+                <w:b/>
+                <w:sz w:val="18"/>
+              </w:rPr>
+              <w:t>Fix</w:t>
+            </w:r>
+          </w:p>
+        </w:tc>
+        <w:tc>
+          <w:tcPr>
+            <w:tcW w:type="dxa" w:w="2880"/>
+          </w:tcPr>
+          <w:p>
+            <w:r>
+              <w:rPr>
+                <w:b/>
+                <w:sz w:val="18"/>
+              </w:rPr>
+              <w:t>File</w:t>
+            </w:r>
+          </w:p>
+        </w:tc>
+        <w:tc>
+          <w:tcPr>
+            <w:tcW w:type="dxa" w:w="2880"/>
+          </w:tcPr>
+          <w:p>
+            <w:r>
+              <w:rPr>
+                <w:b/>
+                <w:sz w:val="18"/>
+              </w:rPr>
+              <w:t>Change</w:t>
+            </w:r>
+          </w:p>
+        </w:tc>
+        <w:tc>
+          <w:tcPr>
+            <w:tcW w:type="dxa" w:w="1296"/>
+          </w:tcPr>
+          <w:p>
+            <w:r>
+              <w:rPr>
+                <w:b/>
+                <w:sz w:val="18"/>
+              </w:rPr>
+              <w:t>Impact</w:t>
+            </w:r>
+          </w:p>
+        </w:tc>
+      </w:tr>
+      <w:tr>
+        <w:tc>
+          <w:tcPr>
+            <w:tcW w:type="dxa" w:w="2016"/>
+          </w:tcPr>
+          <w:p>
+            <w:r>
+              <w:rPr>
+                <w:sz w:val="18"/>
+              </w:rPr>
+              <w:t>AI priority logic</w:t>
+            </w:r>
+          </w:p>
+        </w:tc>
+        <w:tc>
+          <w:tcPr>
+            <w:tcW w:type="dxa" w:w="2880"/>
+          </w:tcPr>
+          <w:p>
+            <w:r>
+              <w:rPr>
+                <w:sz w:val="18"/>
+              </w:rPr>
+              <w:t>businessDetails/index.ts</w:t>
+            </w:r>
+          </w:p>
+        </w:tc>
+        <w:tc>
+          <w:tcPr>
+            <w:tcW w:type="dxa" w:w="2880"/>
+          </w:tcPr>
+          <w:p>
+            <w:r>
+              <w:rPr>
+                <w:sz w:val="18"/>
+              </w:rPr>
+              <w:t>Swap foundMcc ?? inferredMcc → inferredMcc ?? foundMcc</w:t>
+            </w:r>
+          </w:p>
+        </w:tc>
+        <w:tc>
+          <w:tcPr>
+            <w:tcW w:type="dxa" w:w="1296"/>
+          </w:tcPr>
+          <w:p>
+            <w:r>
+              <w:rPr>
+                <w:sz w:val="18"/>
+              </w:rPr>
+              <w:t>Fixes ~63%</w:t>
+            </w:r>
+          </w:p>
+        </w:tc>
+      </w:tr>
+      <w:tr>
+        <w:tc>
+          <w:tcPr>
+            <w:tcW w:type="dxa" w:w="2016"/>
+          </w:tcPr>
+          <w:p>
+            <w:r>
+              <w:rPr>
+                <w:sz w:val="18"/>
+              </w:rPr>
+              <w:t>Frontend validation</w:t>
+            </w:r>
+          </w:p>
+        </w:tc>
+        <w:tc>
+          <w:tcPr>
+            <w:tcW w:type="dxa" w:w="2880"/>
+          </w:tcPr>
+          <w:p>
+            <w:r>
+              <w:rPr>
+                <w:sz w:val="18"/>
+              </w:rPr>
+              <w:t>microsites/.../validation.ts</w:t>
+            </w:r>
+          </w:p>
+        </w:tc>
+        <w:tc>
+          <w:tcPr>
+            <w:tcW w:type="dxa" w:w="2880"/>
+          </w:tcPr>
+          <w:p>
+            <w:r>
+              <w:rPr>
+                <w:sz w:val="18"/>
+              </w:rPr>
+              <w:t>length === 6</w:t>
+            </w:r>
+          </w:p>
+        </w:tc>
+        <w:tc>
+          <w:tcPr>
+            <w:tcW w:type="dxa" w:w="1296"/>
+          </w:tcPr>
+          <w:p>
+            <w:r>
+              <w:rPr>
+                <w:sz w:val="18"/>
+              </w:rPr>
+              <w:t>Fixes ~37%</w:t>
+            </w:r>
+          </w:p>
+        </w:tc>
+      </w:tr>
+    </w:tbl>
+    <w:p>
+      <w:r>
+        <w:rPr>
+          <w:b w:val="0"/>
+          <w:i/>
+          <w:color w:val="007800"/>
+          <w:sz w:val="20"/>
+        </w:rPr>
+        <w:t>Two small changes. Together they address essentially all non-canonical NAICS/MCC pairs.</w:t>
+      </w:r>
+    </w:p>
+    <w:p>
+      <w:r>
+        <w:rPr>
+          <w:b w:val="0"/>
+          <w:i w:val="0"/>
+          <w:sz w:val="20"/>
         </w:rPr>
       </w:r>
     </w:p>
